--- a/docs/ERS/Apendice-C-Diccionario-de-Datos-v2.0.docx
+++ b/docs/ERS/Apendice-C-Diccionario-de-Datos-v2.0.docx
@@ -54,6 +54,9 @@
           <w:rtl w:val="0"/>
         </w:rPr>
         <w:t xml:space="preserve">Este apéndice describe la persistencia del Sistema de Gestión de Taller Mecánico utilizada por la versión 253e7d6 más la migración RetirarVinculoCambioSinUso. Define las columnas, claves, relaciones, dominios y responsabilidades de integridad que sostienen la recepción, preparación técnica, autorización, ejecución, liquidación, cobro y entrega. Se corresponde con el DER SGTM versión 2.0 y sustituye la especificación anterior de 17 entidades.</w:t>
+      </w:r>
+      <w:r>
+        <w:t xml:space="preserve"> Esta revisión incorpora también ExigirTelefonoContactoCliente sobre la base de código 85c44c7.</w:t>
       </w:r>
     </w:p>
     <w:p>
@@ -4276,67 +4279,25 @@
             <w:vAlign w:val="top"/>
           </w:tcPr>
           <w:p>
-            <w:pPr>
-              <w:keepNext w:val="0"/>
-              <w:keepLines w:val="0"/>
-              <w:pageBreakBefore w:val="0"/>
-              <w:widowControl w:val="0"/>
-              <w:pBdr>
-                <w:top w:space="0" w:sz="0" w:val="nil"/>
-                <w:left w:space="0" w:sz="0" w:val="nil"/>
-                <w:bottom w:space="0" w:sz="0" w:val="nil"/>
-                <w:right w:space="0" w:sz="0" w:val="nil"/>
-                <w:between w:space="0" w:sz="0" w:val="nil"/>
-              </w:pBdr>
-              <w:shd w:fill="auto" w:val="clear"/>
-              <w:spacing w:after="0" w:before="0" w:line="240" w:lineRule="auto"/>
-              <w:ind w:left="0" w:right="0" w:firstLine="0"/>
-              <w:jc w:val="left"/>
-              <w:rPr/>
-            </w:pPr>
-            <w:r>
-              <w:rPr>
-                <w:rtl w:val="0"/>
-              </w:rPr>
-              <w:t xml:space="preserve">Sí</w:t>
-            </w:r>
-          </w:p>
-        </w:tc>
-        <w:tc>
-          <w:tcPr>
-            <w:shd w:fill="auto" w:val="clear"/>
-            <w:tcMar>
-              <w:top w:w="100.0" w:type="dxa"/>
-              <w:left w:w="100.0" w:type="dxa"/>
-              <w:bottom w:w="100.0" w:type="dxa"/>
-              <w:right w:w="100.0" w:type="dxa"/>
-            </w:tcMar>
-            <w:vAlign w:val="top"/>
-          </w:tcPr>
-          <w:p>
-            <w:pPr>
-              <w:keepNext w:val="0"/>
-              <w:keepLines w:val="0"/>
-              <w:pageBreakBefore w:val="0"/>
-              <w:widowControl w:val="0"/>
-              <w:pBdr>
-                <w:top w:space="0" w:sz="0" w:val="nil"/>
-                <w:left w:space="0" w:sz="0" w:val="nil"/>
-                <w:bottom w:space="0" w:sz="0" w:val="nil"/>
-                <w:right w:space="0" w:sz="0" w:val="nil"/>
-                <w:between w:space="0" w:sz="0" w:val="nil"/>
-              </w:pBdr>
-              <w:shd w:fill="auto" w:val="clear"/>
-              <w:spacing w:after="0" w:before="0" w:line="240" w:lineRule="auto"/>
-              <w:ind w:left="0" w:right="0" w:firstLine="0"/>
-              <w:jc w:val="left"/>
-              <w:rPr/>
-            </w:pPr>
-            <w:r>
-              <w:rPr>
-                <w:rtl w:val="0"/>
-              </w:rPr>
-              <w:t xml:space="preserve">Contacto telefónico opcional.</w:t>
+            <w:r>
+              <w:t>No</w:t>
+            </w:r>
+          </w:p>
+        </w:tc>
+        <w:tc>
+          <w:tcPr>
+            <w:shd w:fill="auto" w:val="clear"/>
+            <w:tcMar>
+              <w:top w:w="100.0" w:type="dxa"/>
+              <w:left w:w="100.0" w:type="dxa"/>
+              <w:bottom w:w="100.0" w:type="dxa"/>
+              <w:right w:w="100.0" w:type="dxa"/>
+            </w:tcMar>
+            <w:vAlign w:val="top"/>
+          </w:tcPr>
+          <w:p>
+            <w:r>
+              <w:t>Contacto obligatorio de 7 a 15 dígitos. Admite espacios, guiones, paréntesis y + inicial. Restricción CK_Clientes_TelefonoContacto.</w:t>
             </w:r>
           </w:p>
         </w:tc>
@@ -45968,6 +45929,9 @@
         </w:rPr>
         <w:t xml:space="preserve">__EFMigrationsHistory no es una entidad del negocio. Tiene MigrationId NVARCHAR(150) NOT NULL como PK y ProductVersion NVARCHAR(32) NOT NULL. Identifica las migraciones aplicadas. La versión de referencia utiliza 20261026155115_EsquemaInicialCircuitoActual y 20261028164124_SimplificarEjecucionTresEstados y 20261029090000_RetirarVinculoCambioSinUso. No se dibuja como relación de negocio ni se edita desde formularios.</w:t>
       </w:r>
+      <w:r>
+        <w:t xml:space="preserve"> Incluye 20261029190000_ExigirTelefonoContactoCliente.</w:t>
+      </w:r>
     </w:p>
     <w:p>
       <w:pPr>
@@ -46048,6 +46012,9 @@
           <w:rtl w:val="0"/>
         </w:rPr>
         <w:t xml:space="preserve">Fuente técnica: repositorio EnriqueRTG/taller-mecanico, base main 253e7d6 y limpieza RetirarVinculoCambioSinUso; entidades de Dominio, configuraciones de Persistencia, TallerDbContextModelSnapshot, migraciones indicadas, servicios de Aplicación y RegistroRespaldosSql. Los cambios posteriores al código requieren revisar nuevamente este diccionario y sus diagramas.</w:t>
+      </w:r>
+      <w:r>
+        <w:t xml:space="preserve"> Esta revisión incorpora también ExigirTelefonoContactoCliente sobre la base de código 85c44c7.</w:t>
       </w:r>
     </w:p>
     <w:p>

--- a/docs/ERS/Apendice-C-Diccionario-de-Datos-v2.0.docx
+++ b/docs/ERS/Apendice-C-Diccionario-de-Datos-v2.0.docx
@@ -50,13 +50,7 @@
         <w:rPr/>
       </w:pPr>
       <w:r>
-        <w:rPr>
-          <w:rtl w:val="0"/>
-        </w:rPr>
-        <w:t xml:space="preserve">Este apéndice describe la persistencia del Sistema de Gestión de Taller Mecánico utilizada por la versión 253e7d6 más la migración RetirarVinculoCambioSinUso. Define las columnas, claves, relaciones, dominios y responsabilidades de integridad que sostienen la recepción, preparación técnica, autorización, ejecución, liquidación, cobro y entrega. Se corresponde con el DER SGTM versión 2.0 y sustituye la especificación anterior de 17 entidades.</w:t>
-      </w:r>
-      <w:r>
-        <w:t xml:space="preserve"> Esta revisión incorpora también ExigirTelefonoContactoCliente sobre la base de código 85c44c7.</w:t>
+        <w:t>Este apéndice describe la persistencia del SGTM sobre la base de código main 9cfe090 y la revisión AgregarConcurrenciaUsuarios. Define columnas, claves, relaciones, dominios y responsabilidades de integridad del circuito implementado. Se corresponde con la ERS, el Apéndice A y el DER v2.0 del mismo conjunto de entrega.</w:t>
       </w:r>
     </w:p>
     <w:p>
@@ -2621,6 +2615,80 @@
           </w:p>
         </w:tc>
       </w:tr>
+      <w:tr>
+        <w:trPr>
+          <w:cantSplit w:val="1"/>
+          <w:tblHeader w:val="0"/>
+        </w:trPr>
+        <w:tc>
+          <w:tcPr>
+            <w:shd w:fill="auto" w:val="clear"/>
+            <w:tcMar>
+              <w:top w:w="100.0" w:type="dxa"/>
+              <w:left w:w="100.0" w:type="dxa"/>
+              <w:bottom w:w="100.0" w:type="dxa"/>
+              <w:right w:w="100.0" w:type="dxa"/>
+            </w:tcMar>
+            <w:vAlign w:val="top"/>
+          </w:tcPr>
+          <w:p>
+            <w:r>
+              <w:t>Version [concurrencia]</w:t>
+            </w:r>
+          </w:p>
+        </w:tc>
+        <w:tc>
+          <w:tcPr>
+            <w:shd w:fill="auto" w:val="clear"/>
+            <w:tcMar>
+              <w:top w:w="100.0" w:type="dxa"/>
+              <w:left w:w="100.0" w:type="dxa"/>
+              <w:bottom w:w="100.0" w:type="dxa"/>
+              <w:right w:w="100.0" w:type="dxa"/>
+            </w:tcMar>
+            <w:vAlign w:val="top"/>
+          </w:tcPr>
+          <w:p>
+            <w:r>
+              <w:t>rowversion</w:t>
+            </w:r>
+          </w:p>
+        </w:tc>
+        <w:tc>
+          <w:tcPr>
+            <w:shd w:fill="auto" w:val="clear"/>
+            <w:tcMar>
+              <w:top w:w="100.0" w:type="dxa"/>
+              <w:left w:w="100.0" w:type="dxa"/>
+              <w:bottom w:w="100.0" w:type="dxa"/>
+              <w:right w:w="100.0" w:type="dxa"/>
+            </w:tcMar>
+            <w:vAlign w:val="top"/>
+          </w:tcPr>
+          <w:p>
+            <w:r>
+              <w:t>No</w:t>
+            </w:r>
+          </w:p>
+        </w:tc>
+        <w:tc>
+          <w:tcPr>
+            <w:shd w:fill="auto" w:val="clear"/>
+            <w:tcMar>
+              <w:top w:w="100.0" w:type="dxa"/>
+              <w:left w:w="100.0" w:type="dxa"/>
+              <w:bottom w:w="100.0" w:type="dxa"/>
+              <w:right w:w="100.0" w:type="dxa"/>
+            </w:tcMar>
+            <w:vAlign w:val="top"/>
+          </w:tcPr>
+          <w:p>
+            <w:r>
+              <w:t>Versión requerida en los SP; SQL Server rechaza cambios obsoletos.</w:t>
+            </w:r>
+          </w:p>
+        </w:tc>
+      </w:tr>
     </w:tbl>
     <w:p>
       <w:pPr>
@@ -4297,7 +4365,7 @@
           </w:tcPr>
           <w:p>
             <w:r>
-              <w:t>Contacto obligatorio de 7 a 15 dígitos. Admite espacios, guiones, paréntesis y + inicial. Restricción CK_Clientes_TelefonoContacto.</w:t>
+              <w:t>Contacto obligatorio: 7 a 15 dígitos; permite + inicial, espacios, guiones y paréntesis.</w:t>
             </w:r>
           </w:p>
         </w:tc>
@@ -40824,10 +40892,7 @@
         <w:rPr/>
       </w:pPr>
       <w:r>
-        <w:rPr>
-          <w:rtl w:val="0"/>
-        </w:rPr>
-        <w:t xml:space="preserve">ROWVERSION se utiliza en Atención, Evaluación, Presupuesto, Cliente, Vehículo y Comprobante según el esquema. Los repositorios preparan la versión original y los servicios coordinan cambios de cabecera e hijos; actualizar únicamente un hijo no incrementa automáticamente el ROWVERSION del padre. Los conflictos exigen releer información.</w:t>
+        <w:t>ROWVERSION se utiliza en Atención, Evaluación, Presupuesto, Cliente, Vehículo, Comprobante y Usuario según el esquema. Los repositorios preparan la versión original y los servicios coordinan cambios de cabecera e hijos; actualizar únicamente un hijo no incrementa automáticamente el ROWVERSION del padre. Los conflictos exigen releer información.</w:t>
       </w:r>
     </w:p>
     <w:p>
@@ -45924,13 +45989,7 @@
         <w:rPr/>
       </w:pPr>
       <w:r>
-        <w:rPr>
-          <w:rtl w:val="0"/>
-        </w:rPr>
-        <w:t xml:space="preserve">__EFMigrationsHistory no es una entidad del negocio. Tiene MigrationId NVARCHAR(150) NOT NULL como PK y ProductVersion NVARCHAR(32) NOT NULL. Identifica las migraciones aplicadas. La versión de referencia utiliza 20261026155115_EsquemaInicialCircuitoActual y 20261028164124_SimplificarEjecucionTresEstados y 20261029090000_RetirarVinculoCambioSinUso. No se dibuja como relación de negocio ni se edita desde formularios.</w:t>
-      </w:r>
-      <w:r>
-        <w:t xml:space="preserve"> Incluye 20261029190000_ExigirTelefonoContactoCliente.</w:t>
+        <w:t>__EFMigrationsHistory es metadato técnico. MigrationId NVARCHAR(150) es la PK y ProductVersion NVARCHAR(32) es obligatorio. Las migraciones vigentes son EsquemaInicialCircuitoActual, SimplificarEjecucionTresEstados, RetirarVinculoCambioSinUso, ExigirTelefonoContactoCliente y AgregarConcurrenciaUsuarios. No se edita desde formularios.</w:t>
       </w:r>
     </w:p>
     <w:p>
@@ -45996,10 +46055,7 @@
         <w:rPr/>
       </w:pPr>
       <w:r>
-        <w:rPr>
-          <w:rtl w:val="0"/>
-        </w:rPr>
-        <w:t xml:space="preserve">La actualización del ERS debe reflejar diagnóstico opcional, solicitudes individuales, selección parcial con validación exacta, tres estados de ejecución, versiones de presupuesto, hallazgos/pausas/materiales, pagos multimedio, anulación, entrega separada y respaldos completos/diferenciales con doble aprobación. El Apéndice A debe sustituir el caso de uso de orden de trabajo por ejecución de trabajos autorizados y ajustar actores, precondiciones, alternativas y postcondiciones al alcance implementado.</w:t>
+        <w:t>La ERS y el Apéndice A describen el diagnóstico opcional, solicitudes individuales, validación técnica de selección parcial, tres estados de ejecución, propuestas versionadas, hallazgos, pausas, materiales, cobros multimedio y entrega independiente. No existe una OrdenTrabajo separada. La entrega se registra mediante datos estructurados de persona y conformidad; la decisión del cliente exige persona y medio en todos los casos.</w:t>
       </w:r>
     </w:p>
     <w:p>
@@ -46008,13 +46064,7 @@
         <w:rPr/>
       </w:pPr>
       <w:r>
-        <w:rPr>
-          <w:rtl w:val="0"/>
-        </w:rPr>
-        <w:t xml:space="preserve">Fuente técnica: repositorio EnriqueRTG/taller-mecanico, base main 253e7d6 y limpieza RetirarVinculoCambioSinUso; entidades de Dominio, configuraciones de Persistencia, TallerDbContextModelSnapshot, migraciones indicadas, servicios de Aplicación y RegistroRespaldosSql. Los cambios posteriores al código requieren revisar nuevamente este diccionario y sus diagramas.</w:t>
-      </w:r>
-      <w:r>
-        <w:t xml:space="preserve"> Esta revisión incorpora también ExigirTelefonoContactoCliente sobre la base de código 85c44c7.</w:t>
+        <w:t>Fuente técnica: repositorio EnriqueRTG/taller-mecanico; base main 9cfe090 y revisión AgregarConcurrenciaUsuarios. Entidades de Dominio, configuraciones de persistencia, snapshot, migraciones, servicios de Aplicación y RegistroRespaldosSql. Una modificación de reglas o esquema requiere revisar conjuntamente el diccionario y sus diagramas.</w:t>
       </w:r>
     </w:p>
     <w:p>

--- a/docs/ERS/Apendice-C-Diccionario-de-Datos-v2.0.docx
+++ b/docs/ERS/Apendice-C-Diccionario-de-Datos-v2.0.docx
@@ -50,7 +50,7 @@
         <w:rPr/>
       </w:pPr>
       <w:r>
-        <w:t>Este apéndice describe la persistencia del SGTM sobre la base de código main 9cfe090 y la revisión AgregarConcurrenciaUsuarios. Define columnas, claves, relaciones, dominios y responsabilidades de integridad del circuito implementado. Se corresponde con la ERS, el Apéndice A y el DER v2.0 del mismo conjunto de entrega.</w:t>
+        <w:t>Este apéndice describe la persistencia del SGTM sobre la base de código main 3f5eda3 y la revisión ExigirContactoDecisionPresupuesto. Define columnas, claves, relaciones, dominios y responsabilidades de integridad del circuito implementado. Se corresponde con la ERS, el Apéndice A y el DER v2.0 del mismo conjunto de entrega.</w:t>
       </w:r>
     </w:p>
     <w:p>
@@ -20393,29 +20393,8 @@
             <w:vAlign w:val="top"/>
           </w:tcPr>
           <w:p>
-            <w:pPr>
-              <w:keepNext w:val="0"/>
-              <w:keepLines w:val="0"/>
-              <w:pageBreakBefore w:val="0"/>
-              <w:widowControl w:val="0"/>
-              <w:pBdr>
-                <w:top w:space="0" w:sz="0" w:val="nil"/>
-                <w:left w:space="0" w:sz="0" w:val="nil"/>
-                <w:bottom w:space="0" w:sz="0" w:val="nil"/>
-                <w:right w:space="0" w:sz="0" w:val="nil"/>
-                <w:between w:space="0" w:sz="0" w:val="nil"/>
-              </w:pBdr>
-              <w:shd w:fill="auto" w:val="clear"/>
-              <w:spacing w:after="0" w:before="0" w:line="240" w:lineRule="auto"/>
-              <w:ind w:left="0" w:right="0" w:firstLine="0"/>
-              <w:jc w:val="left"/>
-              <w:rPr/>
-            </w:pPr>
-            <w:r>
-              <w:rPr>
-                <w:rtl w:val="0"/>
-              </w:rPr>
-              <w:t xml:space="preserve">Canal registrado: Presencial, Teléfono, Correo o Mensajería, según validación de aplicación.</w:t>
+            <w:r>
+              <w:t>Canal obligatorio al decidir: Presencial, Teléfono, Correo o Mensajería. CHECK condicional.</w:t>
             </w:r>
           </w:p>
         </w:tc>
@@ -21025,29 +21004,8 @@
             <w:vAlign w:val="top"/>
           </w:tcPr>
           <w:p>
-            <w:pPr>
-              <w:keepNext w:val="0"/>
-              <w:keepLines w:val="0"/>
-              <w:pageBreakBefore w:val="0"/>
-              <w:widowControl w:val="0"/>
-              <w:pBdr>
-                <w:top w:space="0" w:sz="0" w:val="nil"/>
-                <w:left w:space="0" w:sz="0" w:val="nil"/>
-                <w:bottom w:space="0" w:sz="0" w:val="nil"/>
-                <w:right w:space="0" w:sz="0" w:val="nil"/>
-                <w:between w:space="0" w:sz="0" w:val="nil"/>
-              </w:pBdr>
-              <w:shd w:fill="auto" w:val="clear"/>
-              <w:spacing w:after="0" w:before="0" w:line="240" w:lineRule="auto"/>
-              <w:ind w:left="0" w:right="0" w:firstLine="0"/>
-              <w:jc w:val="left"/>
-              <w:rPr/>
-            </w:pPr>
-            <w:r>
-              <w:rPr>
-                <w:rtl w:val="0"/>
-              </w:rPr>
-              <w:t xml:space="preserve">Cliente o representante que comunica la decisión; no es el recepcionista autenticado.</w:t>
+            <w:r>
+              <w:t>Cliente o representante que decide; obligatorio al registrar decisión. CHECK condicional.</w:t>
             </w:r>
           </w:p>
         </w:tc>
@@ -21512,10 +21470,9 @@
         <w:rPr/>
       </w:pPr>
       <w:r>
-        <w:rPr>
-          <w:rtl w:val="0"/>
-        </w:rPr>
-        <w:t xml:space="preserve">CK_Presupuestos_Decision — ( [Estado] IN ( N'Borrador', N'PendientePresentacion', N'PendienteDecision' ) AND [IdUsuarioDecision] IS NULL AND [FechaDecision] IS NULL ) OR ( [Estado] IN (N'Aceptado', N'Rechazado', N'PendienteRevisionTecnica') AND [IdUsuarioDecision] IS NOT NULL AND [FechaDecision] IS NOT NULL )</w:t>
+        <w:t>CK_Presupuestos_Decision — ( [Estado] IN ( N'Borrador', N'PendientePresentacion', N'PendienteDecision' ) AND [IdUsuarioDecision] IS NULL AND [FechaDecision] IS NULL ) OR ( [Estado] IN (N'Aceptado', N'Rechazado', N'PendienteRevisionTecnica') AND [IdUsuarioDecision] IS NOT NULL AND [FechaDecision] IS NOT NULL )</w:t>
+        <w:br/>
+        <w:t>CK_Presupuestos_ContactoDecision — En Aceptado, Rechazado o PendienteRevisionTecnica exige PersonaDecision no vacía y MedioDecision Presencial, Teléfono, Correo o Mensajería.</w:t>
       </w:r>
     </w:p>
     <w:p>
@@ -45944,10 +45901,7 @@
         <w:rPr/>
       </w:pPr>
       <w:r>
-        <w:rPr>
-          <w:rtl w:val="0"/>
-        </w:rPr>
-        <w:t xml:space="preserve">CopiaRespaldoDto: Id, BackupSetGuid, BaseId, Tipo, RutaServidor, RutaControl, FechaServidor, RegistradaUtc, EsquemaHash, Familia, Autor, SoloCopia, Advertencia, AzureSolicitado, EstadoAzure, AdvertenciaAzure, ContenedorAzure, BlobAzure, Sha256, ETagAzure, Longitud, VerificadaAzureUtc y UltimoIntentoAzureUtc. BaseId vincula una diferencial a su completa. TipoRespaldo se serializa en JSON como enum numérico con el serializador actual: Completa=1 y Diferencial=2; las fechas DateTimeOffset conservan offset. Los textos y resultados de Azure no son estados de Atención.</w:t>
+        <w:t>CopiaRespaldoDto: Id, BackupSetGuid, BaseId, Tipo, RutaServidor, RutaControl, FechaServidor, RegistradaUtc, EsquemaHash, Familia, Autor, SoloCopia, Advertencia, AzureSolicitado, EstadoAzure, AdvertenciaAzure, ContenedorAzure, BlobAzure, Sha256, ETagAzure, Longitud, VerificadaAzureUtc UltimoIntentoAzureUtc, EstadoControlAzure, Sha256Control y LongitudControl. BaseId vincula una diferencial a su completa. TipoRespaldo se serializa en JSON como enum numérico con el serializador actual: Completa=1 y Diferencial=2; las fechas DateTimeOffset conservan offset. Los textos y resultados de Azure no son estados de Atención.</w:t>
       </w:r>
     </w:p>
     <w:p>
@@ -45989,7 +45943,7 @@
         <w:rPr/>
       </w:pPr>
       <w:r>
-        <w:t>__EFMigrationsHistory es metadato técnico. MigrationId NVARCHAR(150) es la PK y ProductVersion NVARCHAR(32) es obligatorio. Las migraciones vigentes son EsquemaInicialCircuitoActual, SimplificarEjecucionTresEstados, RetirarVinculoCambioSinUso, ExigirTelefonoContactoCliente y AgregarConcurrenciaUsuarios. No se edita desde formularios.</w:t>
+        <w:t>__EFMigrationsHistory es metadato técnico. MigrationId NVARCHAR(150) es la PK y ProductVersion NVARCHAR(32) es obligatorio. Las migraciones vigentes son EsquemaInicialCircuitoActual, SimplificarEjecucionTresEstados, RetirarVinculoCambioSinUso, ExigirTelefonoContactoCliente, AgregarConcurrenciaUsuarios y ExigirContactoDecisionPresupuesto. No se edita desde formularios.</w:t>
       </w:r>
     </w:p>
     <w:p>
@@ -46064,7 +46018,7 @@
         <w:rPr/>
       </w:pPr>
       <w:r>
-        <w:t>Fuente técnica: repositorio EnriqueRTG/taller-mecanico; base main 9cfe090 y revisión AgregarConcurrenciaUsuarios. Entidades de Dominio, configuraciones de persistencia, snapshot, migraciones, servicios de Aplicación y RegistroRespaldosSql. Una modificación de reglas o esquema requiere revisar conjuntamente el diccionario y sus diagramas.</w:t>
+        <w:t>Fuente técnica: repositorio EnriqueRTG/taller-mecanico; base main 3f5eda3 y revisión ExigirContactoDecisionPresupuesto. Entidades de Dominio, configuraciones de persistencia, snapshot, migraciones, servicios de Aplicación y RegistroRespaldosSql. Una modificación de reglas o esquema requiere revisar conjuntamente el diccionario y sus diagramas.</w:t>
       </w:r>
     </w:p>
     <w:p>
